--- a/watch-output/2026-10-11_Facebook_不要再把PDF直接丟給AI-多做這3步品質差很多-AI超級大腦2小時線上講座__1Bggy9HRKs/2026-10-11_Facebook_不要再把PDF直接丟給AI-多做這3步品__1Bggy9HRKs_report.docx
+++ b/watch-output/2026-10-11_Facebook_不要再把PDF直接丟給AI-多做這3步品質差很多-AI超級大腦2小時線上講座__1Bggy9HRKs/2026-10-11_Facebook_不要再把PDF直接丟給AI-多做這3步品__1Bggy9HRKs_report.docx
@@ -19,8 +19,19 @@
           <w:rFonts w:ascii="Microsoft JhengHei" w:hAnsi="Microsoft JhengHei" w:eastAsia="Microsoft JhengHei"/>
           <w:sz w:val="21"/>
         </w:rPr>
-        <w:t>來源：https://www.facebook.com/share/v/1Bggy9HRKs/</w:t>
+        <w:t>來源：</w:t>
       </w:r>
+      <w:hyperlink r:id="rId9">
+        <w:r>
+          <w:rPr>
+            <w:rStyle w:val="Hyperlink"/>
+            <w:color w:val="0563C1"/>
+            <w:u w:val="single"/>
+            <w:sz w:val="21"/>
+          </w:rPr>
+          <w:t>https://www.facebook.com/share/v/1Bggy9HRKs/</w:t>
+        </w:r>
+      </w:hyperlink>
     </w:p>
     <w:p>
       <w:pPr>
@@ -107,7 +118,25 @@
           <w:rFonts w:ascii="Microsoft JhengHei" w:hAnsi="Microsoft JhengHei" w:eastAsia="Microsoft JhengHei"/>
           <w:sz w:val="21"/>
         </w:rPr>
-        <w:t>來源：https://www.facebook.com/share/v/1Bggy9HRKs/（上傳者：李佳達，長度 03:01）</w:t>
+        <w:t>來源：</w:t>
+      </w:r>
+      <w:hyperlink r:id="rId9">
+        <w:r>
+          <w:rPr>
+            <w:rStyle w:val="Hyperlink"/>
+            <w:color w:val="0563C1"/>
+            <w:u w:val="single"/>
+            <w:sz w:val="21"/>
+          </w:rPr>
+          <w:t>https://www.facebook.com/share/v/1Bggy9HRKs/</w:t>
+        </w:r>
+      </w:hyperlink>
+      <w:r>
+        <w:rPr>
+          <w:rFonts w:ascii="Microsoft JhengHei" w:hAnsi="Microsoft JhengHei" w:eastAsia="Microsoft JhengHei"/>
+          <w:sz w:val="21"/>
+        </w:rPr>
+        <w:t>（上傳者：李佳達，長度 03:01）</w:t>
       </w:r>
     </w:p>
     <w:p>
@@ -1073,7 +1102,7 @@
                     <pic:cNvPicPr/>
                   </pic:nvPicPr>
                   <pic:blipFill>
-                    <a:blip r:embed="rId9"/>
+                    <a:blip r:embed="rId10"/>
                     <a:stretch>
                       <a:fillRect/>
                     </a:stretch>
@@ -1146,7 +1175,7 @@
                     <pic:cNvPicPr/>
                   </pic:nvPicPr>
                   <pic:blipFill>
-                    <a:blip r:embed="rId10"/>
+                    <a:blip r:embed="rId11"/>
                     <a:stretch>
                       <a:fillRect/>
                     </a:stretch>
@@ -1219,7 +1248,7 @@
                     <pic:cNvPicPr/>
                   </pic:nvPicPr>
                   <pic:blipFill>
-                    <a:blip r:embed="rId11"/>
+                    <a:blip r:embed="rId12"/>
                     <a:stretch>
                       <a:fillRect/>
                     </a:stretch>
@@ -1292,7 +1321,7 @@
                     <pic:cNvPicPr/>
                   </pic:nvPicPr>
                   <pic:blipFill>
-                    <a:blip r:embed="rId12"/>
+                    <a:blip r:embed="rId13"/>
                     <a:stretch>
                       <a:fillRect/>
                     </a:stretch>
@@ -1365,7 +1394,7 @@
                     <pic:cNvPicPr/>
                   </pic:nvPicPr>
                   <pic:blipFill>
-                    <a:blip r:embed="rId13"/>
+                    <a:blip r:embed="rId14"/>
                     <a:stretch>
                       <a:fillRect/>
                     </a:stretch>
@@ -1438,7 +1467,7 @@
                     <pic:cNvPicPr/>
                   </pic:nvPicPr>
                   <pic:blipFill>
-                    <a:blip r:embed="rId14"/>
+                    <a:blip r:embed="rId15"/>
                     <a:stretch>
                       <a:fillRect/>
                     </a:stretch>
@@ -1511,7 +1540,7 @@
                     <pic:cNvPicPr/>
                   </pic:nvPicPr>
                   <pic:blipFill>
-                    <a:blip r:embed="rId15"/>
+                    <a:blip r:embed="rId16"/>
                     <a:stretch>
                       <a:fillRect/>
                     </a:stretch>
@@ -1584,7 +1613,7 @@
                     <pic:cNvPicPr/>
                   </pic:nvPicPr>
                   <pic:blipFill>
-                    <a:blip r:embed="rId16"/>
+                    <a:blip r:embed="rId17"/>
                     <a:stretch>
                       <a:fillRect/>
                     </a:stretch>
@@ -1657,7 +1686,7 @@
                     <pic:cNvPicPr/>
                   </pic:nvPicPr>
                   <pic:blipFill>
-                    <a:blip r:embed="rId17"/>
+                    <a:blip r:embed="rId18"/>
                     <a:stretch>
                       <a:fillRect/>
                     </a:stretch>

--- a/watch-output/2026-10-11_Facebook_不要再把PDF直接丟給AI-多做這3步品質差很多-AI超級大腦2小時線上講座__1Bggy9HRKs/2026-10-11_Facebook_不要再把PDF直接丟給AI-多做這3步品__1Bggy9HRKs_report.docx
+++ b/watch-output/2026-10-11_Facebook_不要再把PDF直接丟給AI-多做這3步品質差很多-AI超級大腦2小時線上講座__1Bggy9HRKs/2026-10-11_Facebook_不要再把PDF直接丟給AI-多做這3步品__1Bggy9HRKs_report.docx
@@ -1098,7 +1098,7 @@
               <a:graphicData uri="http://schemas.openxmlformats.org/drawingml/2006/picture">
                 <pic:pic>
                   <pic:nvPicPr>
-                    <pic:cNvPr id="0" name="frame_0001.jpg"/>
+                    <pic:cNvPr id="0" name="image.jpg"/>
                     <pic:cNvPicPr/>
                   </pic:nvPicPr>
                   <pic:blipFill>
@@ -1171,7 +1171,7 @@
               <a:graphicData uri="http://schemas.openxmlformats.org/drawingml/2006/picture">
                 <pic:pic>
                   <pic:nvPicPr>
-                    <pic:cNvPr id="0" name="frame_0002.jpg"/>
+                    <pic:cNvPr id="0" name="image.jpg"/>
                     <pic:cNvPicPr/>
                   </pic:nvPicPr>
                   <pic:blipFill>
@@ -1244,7 +1244,7 @@
               <a:graphicData uri="http://schemas.openxmlformats.org/drawingml/2006/picture">
                 <pic:pic>
                   <pic:nvPicPr>
-                    <pic:cNvPr id="0" name="frame_0003.jpg"/>
+                    <pic:cNvPr id="0" name="image.jpg"/>
                     <pic:cNvPicPr/>
                   </pic:nvPicPr>
                   <pic:blipFill>
@@ -1317,7 +1317,7 @@
               <a:graphicData uri="http://schemas.openxmlformats.org/drawingml/2006/picture">
                 <pic:pic>
                   <pic:nvPicPr>
-                    <pic:cNvPr id="0" name="frame_0004.jpg"/>
+                    <pic:cNvPr id="0" name="image.jpg"/>
                     <pic:cNvPicPr/>
                   </pic:nvPicPr>
                   <pic:blipFill>
@@ -1390,7 +1390,7 @@
               <a:graphicData uri="http://schemas.openxmlformats.org/drawingml/2006/picture">
                 <pic:pic>
                   <pic:nvPicPr>
-                    <pic:cNvPr id="0" name="frame_0005.jpg"/>
+                    <pic:cNvPr id="0" name="image.jpg"/>
                     <pic:cNvPicPr/>
                   </pic:nvPicPr>
                   <pic:blipFill>
@@ -1463,7 +1463,7 @@
               <a:graphicData uri="http://schemas.openxmlformats.org/drawingml/2006/picture">
                 <pic:pic>
                   <pic:nvPicPr>
-                    <pic:cNvPr id="0" name="frame_0006.jpg"/>
+                    <pic:cNvPr id="0" name="image.jpg"/>
                     <pic:cNvPicPr/>
                   </pic:nvPicPr>
                   <pic:blipFill>
@@ -1536,7 +1536,7 @@
               <a:graphicData uri="http://schemas.openxmlformats.org/drawingml/2006/picture">
                 <pic:pic>
                   <pic:nvPicPr>
-                    <pic:cNvPr id="0" name="frame_0007.jpg"/>
+                    <pic:cNvPr id="0" name="image.jpg"/>
                     <pic:cNvPicPr/>
                   </pic:nvPicPr>
                   <pic:blipFill>
@@ -1609,7 +1609,7 @@
               <a:graphicData uri="http://schemas.openxmlformats.org/drawingml/2006/picture">
                 <pic:pic>
                   <pic:nvPicPr>
-                    <pic:cNvPr id="0" name="frame_0008.jpg"/>
+                    <pic:cNvPr id="0" name="image.jpg"/>
                     <pic:cNvPicPr/>
                   </pic:nvPicPr>
                   <pic:blipFill>
@@ -1682,7 +1682,7 @@
               <a:graphicData uri="http://schemas.openxmlformats.org/drawingml/2006/picture">
                 <pic:pic>
                   <pic:nvPicPr>
-                    <pic:cNvPr id="0" name="frame_0009.jpg"/>
+                    <pic:cNvPr id="0" name="image.jpg"/>
                     <pic:cNvPicPr/>
                   </pic:nvPicPr>
                   <pic:blipFill>
